--- a/klagomål/A 5838-2025 FSC-klagomål.docx
+++ b/klagomål/A 5838-2025 FSC-klagomål.docx
@@ -1157,7 +1157,7 @@
     <w:r>
       <w:tab/>
       <w:tab/>
-      <w:t>2025-02-25</w:t>
+      <w:t>2025-02-26</w:t>
       <w:br/>
       <w:br/>
     </w:r>

--- a/klagomål/A 5838-2025 FSC-klagomål.docx
+++ b/klagomål/A 5838-2025 FSC-klagomål.docx
@@ -1157,7 +1157,7 @@
     <w:r>
       <w:tab/>
       <w:tab/>
-      <w:t>2025-02-26</w:t>
+      <w:t>2025-02-27</w:t>
       <w:br/>
       <w:br/>
     </w:r>

--- a/klagomål/A 5838-2025 FSC-klagomål.docx
+++ b/klagomål/A 5838-2025 FSC-klagomål.docx
@@ -1157,7 +1157,7 @@
     <w:r>
       <w:tab/>
       <w:tab/>
-      <w:t>2025-02-27</w:t>
+      <w:t>2025-02-28</w:t>
       <w:br/>
       <w:br/>
     </w:r>

--- a/klagomål/A 5838-2025 FSC-klagomål.docx
+++ b/klagomål/A 5838-2025 FSC-klagomål.docx
@@ -1157,7 +1157,7 @@
     <w:r>
       <w:tab/>
       <w:tab/>
-      <w:t>2025-02-28</w:t>
+      <w:t>2025-03-01</w:t>
       <w:br/>
       <w:br/>
     </w:r>

--- a/klagomål/A 5838-2025 FSC-klagomål.docx
+++ b/klagomål/A 5838-2025 FSC-klagomål.docx
@@ -286,7 +286,7 @@
     </w:p>
     <w:p>
       <w:r>
-        <w:t>I det avverkningsanmälda området finns 26 fyndplatser för knärot registrerade på Artportalen. Figur 2 visar gränserna för buffertzoner på 50 m, som behöver lämnas kring fyndplatserna för att knärotslokalerna inte ska försvinna vid en avverkning. Av det avverkningsanmälda området överlappar 2.48 ha med buffertzonerna och får av detta skäl inte avverkas.</w:t>
+        <w:t>I det avverkningsanmälda området finns 56 fyndplatser för knärot registrerade på Artportalen. Figur 2 visar gränserna för buffertzoner på 50 m, som behöver lämnas kring fyndplatserna för att knärotslokalerna inte ska försvinna vid en avverkning. Av det avverkningsanmälda området överlappar 2.94 ha med buffertzonerna och får av detta skäl inte avverkas.</w:t>
       </w:r>
     </w:p>
     <w:p>
@@ -1157,7 +1157,7 @@
     <w:r>
       <w:tab/>
       <w:tab/>
-      <w:t>2025-03-01</w:t>
+      <w:t>2025-03-02</w:t>
       <w:br/>
       <w:br/>
     </w:r>

--- a/klagomål/A 5838-2025 FSC-klagomål.docx
+++ b/klagomål/A 5838-2025 FSC-klagomål.docx
@@ -1157,7 +1157,7 @@
     <w:r>
       <w:tab/>
       <w:tab/>
-      <w:t>2025-03-02</w:t>
+      <w:t>2025-03-03</w:t>
       <w:br/>
       <w:br/>
     </w:r>

--- a/klagomål/A 5838-2025 FSC-klagomål.docx
+++ b/klagomål/A 5838-2025 FSC-klagomål.docx
@@ -1157,7 +1157,7 @@
     <w:r>
       <w:tab/>
       <w:tab/>
-      <w:t>2025-03-03</w:t>
+      <w:t>2025-03-04</w:t>
       <w:br/>
       <w:br/>
     </w:r>

--- a/klagomål/A 5838-2025 FSC-klagomål.docx
+++ b/klagomål/A 5838-2025 FSC-klagomål.docx
@@ -1157,7 +1157,7 @@
     <w:r>
       <w:tab/>
       <w:tab/>
-      <w:t>2025-03-04</w:t>
+      <w:t>2025-03-05</w:t>
       <w:br/>
       <w:br/>
     </w:r>

--- a/klagomål/A 5838-2025 FSC-klagomål.docx
+++ b/klagomål/A 5838-2025 FSC-klagomål.docx
@@ -1157,7 +1157,7 @@
     <w:r>
       <w:tab/>
       <w:tab/>
-      <w:t>2025-03-05</w:t>
+      <w:t>2025-03-06</w:t>
       <w:br/>
       <w:br/>
     </w:r>

--- a/klagomål/A 5838-2025 FSC-klagomål.docx
+++ b/klagomål/A 5838-2025 FSC-klagomål.docx
@@ -1157,7 +1157,7 @@
     <w:r>
       <w:tab/>
       <w:tab/>
-      <w:t>2025-03-06</w:t>
+      <w:t>2025-03-07</w:t>
       <w:br/>
       <w:br/>
     </w:r>

--- a/klagomål/A 5838-2025 FSC-klagomål.docx
+++ b/klagomål/A 5838-2025 FSC-klagomål.docx
@@ -1157,7 +1157,7 @@
     <w:r>
       <w:tab/>
       <w:tab/>
-      <w:t>2025-03-07</w:t>
+      <w:t>2025-03-08</w:t>
       <w:br/>
       <w:br/>
     </w:r>

--- a/klagomål/A 5838-2025 FSC-klagomål.docx
+++ b/klagomål/A 5838-2025 FSC-klagomål.docx
@@ -1157,7 +1157,7 @@
     <w:r>
       <w:tab/>
       <w:tab/>
-      <w:t>2025-03-08</w:t>
+      <w:t>2025-03-09</w:t>
       <w:br/>
       <w:br/>
     </w:r>

--- a/klagomål/A 5838-2025 FSC-klagomål.docx
+++ b/klagomål/A 5838-2025 FSC-klagomål.docx
@@ -1157,7 +1157,7 @@
     <w:r>
       <w:tab/>
       <w:tab/>
-      <w:t>2025-03-09</w:t>
+      <w:t>2025-03-10</w:t>
       <w:br/>
       <w:br/>
     </w:r>

--- a/klagomål/A 5838-2025 FSC-klagomål.docx
+++ b/klagomål/A 5838-2025 FSC-klagomål.docx
@@ -1157,7 +1157,7 @@
     <w:r>
       <w:tab/>
       <w:tab/>
-      <w:t>2025-03-10</w:t>
+      <w:t>2025-03-11</w:t>
       <w:br/>
       <w:br/>
     </w:r>

--- a/klagomål/A 5838-2025 FSC-klagomål.docx
+++ b/klagomål/A 5838-2025 FSC-klagomål.docx
@@ -1157,7 +1157,7 @@
     <w:r>
       <w:tab/>
       <w:tab/>
-      <w:t>2025-03-11</w:t>
+      <w:t>2025-03-12</w:t>
       <w:br/>
       <w:br/>
     </w:r>

--- a/klagomål/A 5838-2025 FSC-klagomål.docx
+++ b/klagomål/A 5838-2025 FSC-klagomål.docx
@@ -1157,7 +1157,7 @@
     <w:r>
       <w:tab/>
       <w:tab/>
-      <w:t>2025-03-12</w:t>
+      <w:t>2025-03-13</w:t>
       <w:br/>
       <w:br/>
     </w:r>

--- a/klagomål/A 5838-2025 FSC-klagomål.docx
+++ b/klagomål/A 5838-2025 FSC-klagomål.docx
@@ -1157,7 +1157,7 @@
     <w:r>
       <w:tab/>
       <w:tab/>
-      <w:t>2025-03-13</w:t>
+      <w:t>2025-03-14</w:t>
       <w:br/>
       <w:br/>
     </w:r>

--- a/klagomål/A 5838-2025 FSC-klagomål.docx
+++ b/klagomål/A 5838-2025 FSC-klagomål.docx
@@ -1157,7 +1157,7 @@
     <w:r>
       <w:tab/>
       <w:tab/>
-      <w:t>2025-03-14</w:t>
+      <w:t>2025-03-15</w:t>
       <w:br/>
       <w:br/>
     </w:r>

--- a/klagomål/A 5838-2025 FSC-klagomål.docx
+++ b/klagomål/A 5838-2025 FSC-klagomål.docx
@@ -1157,7 +1157,7 @@
     <w:r>
       <w:tab/>
       <w:tab/>
-      <w:t>2025-03-15</w:t>
+      <w:t>2025-03-16</w:t>
       <w:br/>
       <w:br/>
     </w:r>

--- a/klagomål/A 5838-2025 FSC-klagomål.docx
+++ b/klagomål/A 5838-2025 FSC-klagomål.docx
@@ -1157,7 +1157,7 @@
     <w:r>
       <w:tab/>
       <w:tab/>
-      <w:t>2025-03-16</w:t>
+      <w:t>2025-03-17</w:t>
       <w:br/>
       <w:br/>
     </w:r>

--- a/klagomål/A 5838-2025 FSC-klagomål.docx
+++ b/klagomål/A 5838-2025 FSC-klagomål.docx
@@ -1157,7 +1157,7 @@
     <w:r>
       <w:tab/>
       <w:tab/>
-      <w:t>2025-03-17</w:t>
+      <w:t>2025-03-18</w:t>
       <w:br/>
       <w:br/>
     </w:r>

--- a/klagomål/A 5838-2025 FSC-klagomål.docx
+++ b/klagomål/A 5838-2025 FSC-klagomål.docx
@@ -1157,7 +1157,7 @@
     <w:r>
       <w:tab/>
       <w:tab/>
-      <w:t>2025-03-18</w:t>
+      <w:t>2025-03-19</w:t>
       <w:br/>
       <w:br/>
     </w:r>

--- a/klagomål/A 5838-2025 FSC-klagomål.docx
+++ b/klagomål/A 5838-2025 FSC-klagomål.docx
@@ -1157,7 +1157,7 @@
     <w:r>
       <w:tab/>
       <w:tab/>
-      <w:t>2025-03-19</w:t>
+      <w:t>2025-03-20</w:t>
       <w:br/>
       <w:br/>
     </w:r>

--- a/klagomål/A 5838-2025 FSC-klagomål.docx
+++ b/klagomål/A 5838-2025 FSC-klagomål.docx
@@ -1157,7 +1157,7 @@
     <w:r>
       <w:tab/>
       <w:tab/>
-      <w:t>2025-03-20</w:t>
+      <w:t>2025-03-21</w:t>
       <w:br/>
       <w:br/>
     </w:r>

--- a/klagomål/A 5838-2025 FSC-klagomål.docx
+++ b/klagomål/A 5838-2025 FSC-klagomål.docx
@@ -1157,7 +1157,7 @@
     <w:r>
       <w:tab/>
       <w:tab/>
-      <w:t>2025-03-21</w:t>
+      <w:t>2025-03-22</w:t>
       <w:br/>
       <w:br/>
     </w:r>

--- a/klagomål/A 5838-2025 FSC-klagomål.docx
+++ b/klagomål/A 5838-2025 FSC-klagomål.docx
@@ -1157,7 +1157,7 @@
     <w:r>
       <w:tab/>
       <w:tab/>
-      <w:t>2025-03-22</w:t>
+      <w:t>2025-03-23</w:t>
       <w:br/>
       <w:br/>
     </w:r>

--- a/klagomål/A 5838-2025 FSC-klagomål.docx
+++ b/klagomål/A 5838-2025 FSC-klagomål.docx
@@ -1157,7 +1157,7 @@
     <w:r>
       <w:tab/>
       <w:tab/>
-      <w:t>2025-03-23</w:t>
+      <w:t>2025-03-24</w:t>
       <w:br/>
       <w:br/>
     </w:r>

--- a/klagomål/A 5838-2025 FSC-klagomål.docx
+++ b/klagomål/A 5838-2025 FSC-klagomål.docx
@@ -1157,7 +1157,7 @@
     <w:r>
       <w:tab/>
       <w:tab/>
-      <w:t>2025-03-24</w:t>
+      <w:t>2025-03-25</w:t>
       <w:br/>
       <w:br/>
     </w:r>

--- a/klagomål/A 5838-2025 FSC-klagomål.docx
+++ b/klagomål/A 5838-2025 FSC-klagomål.docx
@@ -1157,7 +1157,7 @@
     <w:r>
       <w:tab/>
       <w:tab/>
-      <w:t>2025-03-25</w:t>
+      <w:t>2025-03-26</w:t>
       <w:br/>
       <w:br/>
     </w:r>

--- a/klagomål/A 5838-2025 FSC-klagomål.docx
+++ b/klagomål/A 5838-2025 FSC-klagomål.docx
@@ -1157,7 +1157,7 @@
     <w:r>
       <w:tab/>
       <w:tab/>
-      <w:t>2025-03-26</w:t>
+      <w:t>2025-03-27</w:t>
       <w:br/>
       <w:br/>
     </w:r>

--- a/klagomål/A 5838-2025 FSC-klagomål.docx
+++ b/klagomål/A 5838-2025 FSC-klagomål.docx
@@ -1157,7 +1157,7 @@
     <w:r>
       <w:tab/>
       <w:tab/>
-      <w:t>2025-03-27</w:t>
+      <w:t>2025-03-28</w:t>
       <w:br/>
       <w:br/>
     </w:r>

--- a/klagomål/A 5838-2025 FSC-klagomål.docx
+++ b/klagomål/A 5838-2025 FSC-klagomål.docx
@@ -1157,7 +1157,7 @@
     <w:r>
       <w:tab/>
       <w:tab/>
-      <w:t>2025-03-28</w:t>
+      <w:t>2025-03-29</w:t>
       <w:br/>
       <w:br/>
     </w:r>

--- a/klagomål/A 5838-2025 FSC-klagomål.docx
+++ b/klagomål/A 5838-2025 FSC-klagomål.docx
@@ -1157,7 +1157,7 @@
     <w:r>
       <w:tab/>
       <w:tab/>
-      <w:t>2025-04-02</w:t>
+      <w:t>2025-04-03</w:t>
       <w:br/>
       <w:br/>
     </w:r>

--- a/klagomål/A 5838-2025 FSC-klagomål.docx
+++ b/klagomål/A 5838-2025 FSC-klagomål.docx
@@ -1157,7 +1157,7 @@
     <w:r>
       <w:tab/>
       <w:tab/>
-      <w:t>2025-04-03</w:t>
+      <w:t>2025-04-05</w:t>
       <w:br/>
       <w:br/>
     </w:r>

--- a/klagomål/A 5838-2025 FSC-klagomål.docx
+++ b/klagomål/A 5838-2025 FSC-klagomål.docx
@@ -1157,7 +1157,7 @@
     <w:r>
       <w:tab/>
       <w:tab/>
-      <w:t>2025-04-05</w:t>
+      <w:t>2025-04-06</w:t>
       <w:br/>
       <w:br/>
     </w:r>

--- a/klagomål/A 5838-2025 FSC-klagomål.docx
+++ b/klagomål/A 5838-2025 FSC-klagomål.docx
@@ -1157,7 +1157,7 @@
     <w:r>
       <w:tab/>
       <w:tab/>
-      <w:t>2025-04-06</w:t>
+      <w:t>2025-04-07</w:t>
       <w:br/>
       <w:br/>
     </w:r>

--- a/klagomål/A 5838-2025 FSC-klagomål.docx
+++ b/klagomål/A 5838-2025 FSC-klagomål.docx
@@ -1157,7 +1157,7 @@
     <w:r>
       <w:tab/>
       <w:tab/>
-      <w:t>2025-04-07</w:t>
+      <w:t>2025-04-08</w:t>
       <w:br/>
       <w:br/>
     </w:r>

--- a/klagomål/A 5838-2025 FSC-klagomål.docx
+++ b/klagomål/A 5838-2025 FSC-klagomål.docx
@@ -1157,7 +1157,7 @@
     <w:r>
       <w:tab/>
       <w:tab/>
-      <w:t>2025-04-08</w:t>
+      <w:t>2025-04-09</w:t>
       <w:br/>
       <w:br/>
     </w:r>

--- a/klagomål/A 5838-2025 FSC-klagomål.docx
+++ b/klagomål/A 5838-2025 FSC-klagomål.docx
@@ -247,6 +247,17 @@
       </w:r>
     </w:p>
     <w:p>
+      <w:r>
+        <w:rPr>
+          <w:b/>
+        </w:rPr>
+        <w:t>Grovticka</w:t>
+      </w:r>
+      <w:r>
+        <w:t xml:space="preserve"> är i skogslandskapet främst knuten till naturskogsartad äldre barrskog. Den är där en värdefull ”gammelskogsindikator” och påträffas mest vid tallar som är över 200 år gamla (Nitare &amp; Skogsstyrelsen, 2019).</w:t>
+      </w:r>
+    </w:p>
+    <w:p>
       <w:pPr>
         <w:pStyle w:val="Heading1"/>
       </w:pPr>
@@ -770,7 +781,7 @@
         <w:t xml:space="preserve">Level and pattern of overstory retention interact to shape long-term responses of understories to timber harvest. </w:t>
       </w:r>
       <w:r>
-        <w:t xml:space="preserve">Ecological Applications, 22, 2049–2064 </w:t>
+        <w:t>Ecological Applications, 22, 2049–2064</w:t>
       </w:r>
     </w:p>
     <w:p>
@@ -879,7 +890,7 @@
     </w:p>
     <w:p>
       <w:r>
-        <w:t xml:space="preserve">Talltita är rödlistad som NT, fridlyst och prioriterad art i Skogsvårdslagen. Den omfattas av EU:s fågeldirektiv. Arten har minskat kraftigt de senaste 30 åren och minskningstakten innevarande 10-årsperiod beräknas till 20 (10–30) % (SLU Artdatabanken, 2022). </w:t>
+        <w:t>Talltita är rödlistad som NT, fridlyst och prioriterad art i Skogsvårdslagen. Den omfattas av EU:s fågeldirektiv. Arten har minskat kraftigt de senaste 30 åren och minskningstakten innevarande 10-årsperiod beräknas till 20 (10–30) % (SLU Artdatabanken, 2022).</w:t>
       </w:r>
     </w:p>
     <w:p>
@@ -916,7 +927,7 @@
         <w:t xml:space="preserve">Differential demographic responses of sympatric Parids to vegetation management in boreal forest. </w:t>
       </w:r>
       <w:r>
-        <w:t xml:space="preserve">For. Ecol. Manage. 319, 169–175. </w:t>
+        <w:t>For. Ecol. Manage. 319, 169–175.</w:t>
       </w:r>
     </w:p>
     <w:p>
@@ -930,7 +941,7 @@
         <w:t xml:space="preserve">Coherence, composition and territories of winter social groups of the Willow Tit Parus montanus and the Crested Tit P. cristatus. </w:t>
       </w:r>
       <w:r>
-        <w:t xml:space="preserve">Ornis Scandinavica, 10, pp 56–68 </w:t>
+        <w:t>Ornis Scandinavica, 10, pp 56–68</w:t>
       </w:r>
     </w:p>
     <w:p>
@@ -944,7 +955,7 @@
         <w:t xml:space="preserve">Impact of forestry practices on fitness correlates and population productivity in an open-nesting bird species. </w:t>
       </w:r>
       <w:r>
-        <w:t xml:space="preserve">Conserv. Biol. 21, 767–774. https://doi.org/10.1111/j.1523- 1739.2007.00675.x </w:t>
+        <w:t>Conserv. Biol. 21, 767–774. https://doi.org/10.1111/j.1523- 1739.2007.00675.x</w:t>
       </w:r>
     </w:p>
     <w:p>
@@ -999,12 +1010,12 @@
     </w:p>
     <w:p>
       <w:r>
-        <w:t>Tjäder (§4) är en utpräglad skogsfågel knuten till större sammanhängande barrskogsområden. Tupparna och hönorna utnyttjar till viss del olika miljöer, och habitatvalet varierar dessutom mellan olika delar av året. För att det ska finnas livskraftiga tjäderbestånd krävs funktionella skogslandskap med en blandning av uppvuxen, gles och luckig skog, täta sumpskogar, myrar och andra små våtmarker.</w:t>
+        <w:t>Tjäder (§4) är en utpräglad skogsfågel knuten till större sammanhängande barrskogsområden. Tupparna och hönorna utnyttjar till viss del olika miljöer, och habitatvalet varierar dessutom mellan olika delar av året. För att det ska finnas livskraftiga tjäderbestånd krävs funktionella skogslandskap med en blandning av uppvuxen, gles och luckig skog, täta sumpskogar, myrar och andra små våtmarker (Skogsstyrelsen, 2019).</w:t>
       </w:r>
     </w:p>
     <w:p>
       <w:r>
-        <w:t>Arten försvinner när skogen fragmenteras och den sammanlagda arealen hyggen och andra öppna områden blir för stor. Ett småskaligt och försiktigt virkesuttag genom hyggesfria metoder kan i vissa fall vara möjligt i området inom 200 m från lekcentrum. Längre ut från lekcentrum, inom 200–500 m bör den avverkade ytan inte överskrida 1 hektar för att undvika alltför stora och snabba förändringar.</w:t>
+        <w:t>Arten försvinner när skogen fragmenteras och den sammanlagda arealen hyggen och andra öppna områden blir för stor. Ett småskaligt och försiktigt virkesuttag genom hyggesfria metoder kan i vissa fall vara möjligt i området inom 200 m från lekcentrum. Längre ut från lekcentrum, inom 200–500 m bör den avverkade ytan inte överskrida 1 hektar för att undvika alltför stora och snabba förändringar (Skogsstyrelsen, 2019).</w:t>
       </w:r>
     </w:p>
     <w:p>
@@ -1157,7 +1168,7 @@
     <w:r>
       <w:tab/>
       <w:tab/>
-      <w:t>2025-04-09</w:t>
+      <w:t>2025-04-10</w:t>
       <w:br/>
       <w:br/>
     </w:r>

--- a/klagomål/A 5838-2025 FSC-klagomål.docx
+++ b/klagomål/A 5838-2025 FSC-klagomål.docx
@@ -1168,7 +1168,7 @@
     <w:r>
       <w:tab/>
       <w:tab/>
-      <w:t>2025-04-10</w:t>
+      <w:t>2025-04-11</w:t>
       <w:br/>
       <w:br/>
     </w:r>

--- a/klagomål/A 5838-2025 FSC-klagomål.docx
+++ b/klagomål/A 5838-2025 FSC-klagomål.docx
@@ -1168,7 +1168,7 @@
     <w:r>
       <w:tab/>
       <w:tab/>
-      <w:t>2025-04-11</w:t>
+      <w:t>2025-04-12</w:t>
       <w:br/>
       <w:br/>
     </w:r>

--- a/klagomål/A 5838-2025 FSC-klagomål.docx
+++ b/klagomål/A 5838-2025 FSC-klagomål.docx
@@ -1168,7 +1168,7 @@
     <w:r>
       <w:tab/>
       <w:tab/>
-      <w:t>2025-04-12</w:t>
+      <w:t>2025-04-13</w:t>
       <w:br/>
       <w:br/>
     </w:r>

--- a/klagomål/A 5838-2025 FSC-klagomål.docx
+++ b/klagomål/A 5838-2025 FSC-klagomål.docx
@@ -1168,7 +1168,7 @@
     <w:r>
       <w:tab/>
       <w:tab/>
-      <w:t>2025-04-13</w:t>
+      <w:t>2025-04-14</w:t>
       <w:br/>
       <w:br/>
     </w:r>

--- a/klagomål/A 5838-2025 FSC-klagomål.docx
+++ b/klagomål/A 5838-2025 FSC-klagomål.docx
@@ -1168,7 +1168,7 @@
     <w:r>
       <w:tab/>
       <w:tab/>
-      <w:t>2025-04-14</w:t>
+      <w:t>2025-04-15</w:t>
       <w:br/>
       <w:br/>
     </w:r>

--- a/klagomål/A 5838-2025 FSC-klagomål.docx
+++ b/klagomål/A 5838-2025 FSC-klagomål.docx
@@ -1168,7 +1168,7 @@
     <w:r>
       <w:tab/>
       <w:tab/>
-      <w:t>2025-04-15</w:t>
+      <w:t>2025-04-16</w:t>
       <w:br/>
       <w:br/>
     </w:r>

--- a/klagomål/A 5838-2025 FSC-klagomål.docx
+++ b/klagomål/A 5838-2025 FSC-klagomål.docx
@@ -1168,7 +1168,7 @@
     <w:r>
       <w:tab/>
       <w:tab/>
-      <w:t>2025-04-16</w:t>
+      <w:t>2025-04-17</w:t>
       <w:br/>
       <w:br/>
     </w:r>

--- a/klagomål/A 5838-2025 FSC-klagomål.docx
+++ b/klagomål/A 5838-2025 FSC-klagomål.docx
@@ -1168,7 +1168,7 @@
     <w:r>
       <w:tab/>
       <w:tab/>
-      <w:t>2025-04-17</w:t>
+      <w:t>2025-04-18</w:t>
       <w:br/>
       <w:br/>
     </w:r>

--- a/klagomål/A 5838-2025 FSC-klagomål.docx
+++ b/klagomål/A 5838-2025 FSC-klagomål.docx
@@ -1168,7 +1168,7 @@
     <w:r>
       <w:tab/>
       <w:tab/>
-      <w:t>2025-04-18</w:t>
+      <w:t>2025-04-19</w:t>
       <w:br/>
       <w:br/>
     </w:r>

--- a/klagomål/A 5838-2025 FSC-klagomål.docx
+++ b/klagomål/A 5838-2025 FSC-klagomål.docx
@@ -1168,7 +1168,7 @@
     <w:r>
       <w:tab/>
       <w:tab/>
-      <w:t>2025-05-03</w:t>
+      <w:t>2025-05-04</w:t>
       <w:br/>
       <w:br/>
     </w:r>

--- a/klagomål/A 5838-2025 FSC-klagomål.docx
+++ b/klagomål/A 5838-2025 FSC-klagomål.docx
@@ -1168,7 +1168,7 @@
     <w:r>
       <w:tab/>
       <w:tab/>
-      <w:t>2025-05-04</w:t>
+      <w:t>2025-05-06</w:t>
       <w:br/>
       <w:br/>
     </w:r>

--- a/klagomål/A 5838-2025 FSC-klagomål.docx
+++ b/klagomål/A 5838-2025 FSC-klagomål.docx
@@ -1168,7 +1168,7 @@
     <w:r>
       <w:tab/>
       <w:tab/>
-      <w:t>2025-05-06</w:t>
+      <w:t>2025-05-07</w:t>
       <w:br/>
       <w:br/>
     </w:r>

--- a/klagomål/A 5838-2025 FSC-klagomål.docx
+++ b/klagomål/A 5838-2025 FSC-klagomål.docx
@@ -1168,7 +1168,7 @@
     <w:r>
       <w:tab/>
       <w:tab/>
-      <w:t>2025-05-07</w:t>
+      <w:t>2025-05-08</w:t>
       <w:br/>
       <w:br/>
     </w:r>

--- a/klagomål/A 5838-2025 FSC-klagomål.docx
+++ b/klagomål/A 5838-2025 FSC-klagomål.docx
@@ -1168,7 +1168,7 @@
     <w:r>
       <w:tab/>
       <w:tab/>
-      <w:t>2025-05-08</w:t>
+      <w:t>2025-05-09</w:t>
       <w:br/>
       <w:br/>
     </w:r>

--- a/klagomål/A 5838-2025 FSC-klagomål.docx
+++ b/klagomål/A 5838-2025 FSC-klagomål.docx
@@ -1168,7 +1168,7 @@
     <w:r>
       <w:tab/>
       <w:tab/>
-      <w:t>2025-05-09</w:t>
+      <w:t>2025-05-10</w:t>
       <w:br/>
       <w:br/>
     </w:r>

--- a/klagomål/A 5838-2025 FSC-klagomål.docx
+++ b/klagomål/A 5838-2025 FSC-klagomål.docx
@@ -1168,7 +1168,7 @@
     <w:r>
       <w:tab/>
       <w:tab/>
-      <w:t>2025-05-10</w:t>
+      <w:t>2025-05-11</w:t>
       <w:br/>
       <w:br/>
     </w:r>

--- a/klagomål/A 5838-2025 FSC-klagomål.docx
+++ b/klagomål/A 5838-2025 FSC-klagomål.docx
@@ -1168,7 +1168,7 @@
     <w:r>
       <w:tab/>
       <w:tab/>
-      <w:t>2025-05-11</w:t>
+      <w:t>2025-05-12</w:t>
       <w:br/>
       <w:br/>
     </w:r>

--- a/klagomål/A 5838-2025 FSC-klagomål.docx
+++ b/klagomål/A 5838-2025 FSC-klagomål.docx
@@ -1168,7 +1168,7 @@
     <w:r>
       <w:tab/>
       <w:tab/>
-      <w:t>2025-05-12</w:t>
+      <w:t>2025-05-13</w:t>
       <w:br/>
       <w:br/>
     </w:r>

--- a/klagomål/A 5838-2025 FSC-klagomål.docx
+++ b/klagomål/A 5838-2025 FSC-klagomål.docx
@@ -1168,7 +1168,7 @@
     <w:r>
       <w:tab/>
       <w:tab/>
-      <w:t>2025-05-13</w:t>
+      <w:t>2025-05-14</w:t>
       <w:br/>
       <w:br/>
     </w:r>

--- a/klagomål/A 5838-2025 FSC-klagomål.docx
+++ b/klagomål/A 5838-2025 FSC-klagomål.docx
@@ -1168,7 +1168,7 @@
     <w:r>
       <w:tab/>
       <w:tab/>
-      <w:t>2025-05-14</w:t>
+      <w:t>2025-05-15</w:t>
       <w:br/>
       <w:br/>
     </w:r>

--- a/klagomål/A 5838-2025 FSC-klagomål.docx
+++ b/klagomål/A 5838-2025 FSC-klagomål.docx
@@ -1168,7 +1168,7 @@
     <w:r>
       <w:tab/>
       <w:tab/>
-      <w:t>2025-05-15</w:t>
+      <w:t>2025-05-16</w:t>
       <w:br/>
       <w:br/>
     </w:r>

--- a/klagomål/A 5838-2025 FSC-klagomål.docx
+++ b/klagomål/A 5838-2025 FSC-klagomål.docx
@@ -1168,7 +1168,7 @@
     <w:r>
       <w:tab/>
       <w:tab/>
-      <w:t>2025-05-16</w:t>
+      <w:t>2025-05-17</w:t>
       <w:br/>
       <w:br/>
     </w:r>

--- a/klagomål/A 5838-2025 FSC-klagomål.docx
+++ b/klagomål/A 5838-2025 FSC-klagomål.docx
@@ -1168,7 +1168,7 @@
     <w:r>
       <w:tab/>
       <w:tab/>
-      <w:t>2025-05-17</w:t>
+      <w:t>2025-05-18</w:t>
       <w:br/>
       <w:br/>
     </w:r>

--- a/klagomål/A 5838-2025 FSC-klagomål.docx
+++ b/klagomål/A 5838-2025 FSC-klagomål.docx
@@ -1168,7 +1168,7 @@
     <w:r>
       <w:tab/>
       <w:tab/>
-      <w:t>2025-05-18</w:t>
+      <w:t>2025-05-19</w:t>
       <w:br/>
       <w:br/>
     </w:r>

--- a/klagomål/A 5838-2025 FSC-klagomål.docx
+++ b/klagomål/A 5838-2025 FSC-klagomål.docx
@@ -1168,7 +1168,7 @@
     <w:r>
       <w:tab/>
       <w:tab/>
-      <w:t>2025-05-19</w:t>
+      <w:t>2025-05-20</w:t>
       <w:br/>
       <w:br/>
     </w:r>

--- a/klagomål/A 5838-2025 FSC-klagomål.docx
+++ b/klagomål/A 5838-2025 FSC-klagomål.docx
@@ -1168,7 +1168,7 @@
     <w:r>
       <w:tab/>
       <w:tab/>
-      <w:t>2025-05-20</w:t>
+      <w:t>2025-05-21</w:t>
       <w:br/>
       <w:br/>
     </w:r>

--- a/klagomål/A 5838-2025 FSC-klagomål.docx
+++ b/klagomål/A 5838-2025 FSC-klagomål.docx
@@ -1168,7 +1168,7 @@
     <w:r>
       <w:tab/>
       <w:tab/>
-      <w:t>2025-05-21</w:t>
+      <w:t>2025-05-22</w:t>
       <w:br/>
       <w:br/>
     </w:r>

--- a/klagomål/A 5838-2025 FSC-klagomål.docx
+++ b/klagomål/A 5838-2025 FSC-klagomål.docx
@@ -1168,7 +1168,7 @@
     <w:r>
       <w:tab/>
       <w:tab/>
-      <w:t>2025-05-22</w:t>
+      <w:t>2025-05-23</w:t>
       <w:br/>
       <w:br/>
     </w:r>

--- a/klagomål/A 5838-2025 FSC-klagomål.docx
+++ b/klagomål/A 5838-2025 FSC-klagomål.docx
@@ -1168,7 +1168,7 @@
     <w:r>
       <w:tab/>
       <w:tab/>
-      <w:t>2025-05-23</w:t>
+      <w:t>2025-05-24</w:t>
       <w:br/>
       <w:br/>
     </w:r>

--- a/klagomål/A 5838-2025 FSC-klagomål.docx
+++ b/klagomål/A 5838-2025 FSC-klagomål.docx
@@ -1168,7 +1168,7 @@
     <w:r>
       <w:tab/>
       <w:tab/>
-      <w:t>2025-05-24</w:t>
+      <w:t>2025-05-25</w:t>
       <w:br/>
       <w:br/>
     </w:r>

--- a/klagomål/A 5838-2025 FSC-klagomål.docx
+++ b/klagomål/A 5838-2025 FSC-klagomål.docx
@@ -1168,7 +1168,7 @@
     <w:r>
       <w:tab/>
       <w:tab/>
-      <w:t>2025-05-25</w:t>
+      <w:t>2025-05-26</w:t>
       <w:br/>
       <w:br/>
     </w:r>

--- a/klagomål/A 5838-2025 FSC-klagomål.docx
+++ b/klagomål/A 5838-2025 FSC-klagomål.docx
@@ -1168,7 +1168,7 @@
     <w:r>
       <w:tab/>
       <w:tab/>
-      <w:t>2025-05-26</w:t>
+      <w:t>2025-05-27</w:t>
       <w:br/>
       <w:br/>
     </w:r>

--- a/klagomål/A 5838-2025 FSC-klagomål.docx
+++ b/klagomål/A 5838-2025 FSC-klagomål.docx
@@ -251,6 +251,17 @@
         <w:rPr>
           <w:b/>
         </w:rPr>
+        <w:t xml:space="preserve">Blåmossa </w:t>
+      </w:r>
+      <w:r>
+        <w:t>har karaktäristiska kuddar som är lätta att se på långt håll. Mycket stora kuddar, större än 0,5 meter i höjd, indikerar höga naturvärden där skogen har en lång period av orördhet oh stabila miljöförhållanden. Mossan växer under gynnsamma omständigheter cirka 1 centimeter per år och stora kuddar kan därför indirekt visa att lokalen varit lämplig under en lång tid (Nitare &amp; Skogsstyrelsen, 2019).</w:t>
+      </w:r>
+    </w:p>
+    <w:p>
+      <w:r>
+        <w:rPr>
+          <w:b/>
+        </w:rPr>
         <w:t>Grovticka</w:t>
       </w:r>
       <w:r>
@@ -1168,7 +1179,7 @@
     <w:r>
       <w:tab/>
       <w:tab/>
-      <w:t>2025-05-27</w:t>
+      <w:t>2025-05-30</w:t>
       <w:br/>
       <w:br/>
     </w:r>

--- a/klagomål/A 5838-2025 FSC-klagomål.docx
+++ b/klagomål/A 5838-2025 FSC-klagomål.docx
@@ -1179,7 +1179,7 @@
     <w:r>
       <w:tab/>
       <w:tab/>
-      <w:t>2025-05-30</w:t>
+      <w:t>2025-06-01</w:t>
       <w:br/>
       <w:br/>
     </w:r>

--- a/klagomål/A 5838-2025 FSC-klagomål.docx
+++ b/klagomål/A 5838-2025 FSC-klagomål.docx
@@ -1179,7 +1179,7 @@
     <w:r>
       <w:tab/>
       <w:tab/>
-      <w:t>2025-06-01</w:t>
+      <w:t>2025-06-02</w:t>
       <w:br/>
       <w:br/>
     </w:r>

--- a/klagomål/A 5838-2025 FSC-klagomål.docx
+++ b/klagomål/A 5838-2025 FSC-klagomål.docx
@@ -1179,7 +1179,7 @@
     <w:r>
       <w:tab/>
       <w:tab/>
-      <w:t>2025-06-02</w:t>
+      <w:t>2025-06-03</w:t>
       <w:br/>
       <w:br/>
     </w:r>

--- a/klagomål/A 5838-2025 FSC-klagomål.docx
+++ b/klagomål/A 5838-2025 FSC-klagomål.docx
@@ -1179,7 +1179,7 @@
     <w:r>
       <w:tab/>
       <w:tab/>
-      <w:t>2025-06-03</w:t>
+      <w:t>2025-06-04</w:t>
       <w:br/>
       <w:br/>
     </w:r>

--- a/klagomål/A 5838-2025 FSC-klagomål.docx
+++ b/klagomål/A 5838-2025 FSC-klagomål.docx
@@ -1179,7 +1179,7 @@
     <w:r>
       <w:tab/>
       <w:tab/>
-      <w:t>2025-06-04</w:t>
+      <w:t>2025-06-05</w:t>
       <w:br/>
       <w:br/>
     </w:r>

--- a/klagomål/A 5838-2025 FSC-klagomål.docx
+++ b/klagomål/A 5838-2025 FSC-klagomål.docx
@@ -1179,7 +1179,7 @@
     <w:r>
       <w:tab/>
       <w:tab/>
-      <w:t>2025-06-05</w:t>
+      <w:t>2025-06-13</w:t>
       <w:br/>
       <w:br/>
     </w:r>

--- a/klagomål/A 5838-2025 FSC-klagomål.docx
+++ b/klagomål/A 5838-2025 FSC-klagomål.docx
@@ -1179,7 +1179,7 @@
     <w:r>
       <w:tab/>
       <w:tab/>
-      <w:t>2025-06-13</w:t>
+      <w:t>2025-06-15</w:t>
       <w:br/>
       <w:br/>
     </w:r>

--- a/klagomål/A 5838-2025 FSC-klagomål.docx
+++ b/klagomål/A 5838-2025 FSC-klagomål.docx
@@ -1179,7 +1179,7 @@
     <w:r>
       <w:tab/>
       <w:tab/>
-      <w:t>2025-06-15</w:t>
+      <w:t>2025-06-16</w:t>
       <w:br/>
       <w:br/>
     </w:r>

--- a/klagomål/A 5838-2025 FSC-klagomål.docx
+++ b/klagomål/A 5838-2025 FSC-klagomål.docx
@@ -1179,7 +1179,7 @@
     <w:r>
       <w:tab/>
       <w:tab/>
-      <w:t>2025-06-16</w:t>
+      <w:t>2025-06-17</w:t>
       <w:br/>
       <w:br/>
     </w:r>

--- a/klagomål/A 5838-2025 FSC-klagomål.docx
+++ b/klagomål/A 5838-2025 FSC-klagomål.docx
@@ -1179,7 +1179,7 @@
     <w:r>
       <w:tab/>
       <w:tab/>
-      <w:t>2025-06-17</w:t>
+      <w:t>2025-06-18</w:t>
       <w:br/>
       <w:br/>
     </w:r>

--- a/klagomål/A 5838-2025 FSC-klagomål.docx
+++ b/klagomål/A 5838-2025 FSC-klagomål.docx
@@ -1179,7 +1179,7 @@
     <w:r>
       <w:tab/>
       <w:tab/>
-      <w:t>2025-06-18</w:t>
+      <w:t>2025-06-19</w:t>
       <w:br/>
       <w:br/>
     </w:r>

--- a/klagomål/A 5838-2025 FSC-klagomål.docx
+++ b/klagomål/A 5838-2025 FSC-klagomål.docx
@@ -1179,7 +1179,7 @@
     <w:r>
       <w:tab/>
       <w:tab/>
-      <w:t>2025-06-19</w:t>
+      <w:t>2025-06-20</w:t>
       <w:br/>
       <w:br/>
     </w:r>

--- a/klagomål/A 5838-2025 FSC-klagomål.docx
+++ b/klagomål/A 5838-2025 FSC-klagomål.docx
@@ -1179,7 +1179,7 @@
     <w:r>
       <w:tab/>
       <w:tab/>
-      <w:t>2025-06-20</w:t>
+      <w:t>2025-06-21</w:t>
       <w:br/>
       <w:br/>
     </w:r>

--- a/klagomål/A 5838-2025 FSC-klagomål.docx
+++ b/klagomål/A 5838-2025 FSC-klagomål.docx
@@ -1179,7 +1179,7 @@
     <w:r>
       <w:tab/>
       <w:tab/>
-      <w:t>2025-06-21</w:t>
+      <w:t>2025-06-22</w:t>
       <w:br/>
       <w:br/>
     </w:r>

--- a/klagomål/A 5838-2025 FSC-klagomål.docx
+++ b/klagomål/A 5838-2025 FSC-klagomål.docx
@@ -1179,7 +1179,7 @@
     <w:r>
       <w:tab/>
       <w:tab/>
-      <w:t>2025-06-22</w:t>
+      <w:t>2025-06-23</w:t>
       <w:br/>
       <w:br/>
     </w:r>

--- a/klagomål/A 5838-2025 FSC-klagomål.docx
+++ b/klagomål/A 5838-2025 FSC-klagomål.docx
@@ -1179,7 +1179,7 @@
     <w:r>
       <w:tab/>
       <w:tab/>
-      <w:t>2025-06-23</w:t>
+      <w:t>2025-06-24</w:t>
       <w:br/>
       <w:br/>
     </w:r>

--- a/klagomål/A 5838-2025 FSC-klagomål.docx
+++ b/klagomål/A 5838-2025 FSC-klagomål.docx
@@ -1179,7 +1179,7 @@
     <w:r>
       <w:tab/>
       <w:tab/>
-      <w:t>2025-06-24</w:t>
+      <w:t>2025-06-25</w:t>
       <w:br/>
       <w:br/>
     </w:r>

--- a/klagomål/A 5838-2025 FSC-klagomål.docx
+++ b/klagomål/A 5838-2025 FSC-klagomål.docx
@@ -1179,7 +1179,7 @@
     <w:r>
       <w:tab/>
       <w:tab/>
-      <w:t>2025-06-25</w:t>
+      <w:t>2025-06-26</w:t>
       <w:br/>
       <w:br/>
     </w:r>

--- a/klagomål/A 5838-2025 FSC-klagomål.docx
+++ b/klagomål/A 5838-2025 FSC-klagomål.docx
@@ -1179,7 +1179,7 @@
     <w:r>
       <w:tab/>
       <w:tab/>
-      <w:t>2025-06-26</w:t>
+      <w:t>2025-06-27</w:t>
       <w:br/>
       <w:br/>
     </w:r>

--- a/klagomål/A 5838-2025 FSC-klagomål.docx
+++ b/klagomål/A 5838-2025 FSC-klagomål.docx
@@ -1179,7 +1179,7 @@
     <w:r>
       <w:tab/>
       <w:tab/>
-      <w:t>2025-06-27</w:t>
+      <w:t>2025-06-28</w:t>
       <w:br/>
       <w:br/>
     </w:r>

--- a/klagomål/A 5838-2025 FSC-klagomål.docx
+++ b/klagomål/A 5838-2025 FSC-klagomål.docx
@@ -1179,7 +1179,7 @@
     <w:r>
       <w:tab/>
       <w:tab/>
-      <w:t>2025-06-28</w:t>
+      <w:t>2025-06-29</w:t>
       <w:br/>
       <w:br/>
     </w:r>

--- a/klagomål/A 5838-2025 FSC-klagomål.docx
+++ b/klagomål/A 5838-2025 FSC-klagomål.docx
@@ -1179,7 +1179,7 @@
     <w:r>
       <w:tab/>
       <w:tab/>
-      <w:t>2025-06-29</w:t>
+      <w:t>2025-06-30</w:t>
       <w:br/>
       <w:br/>
     </w:r>

--- a/klagomål/A 5838-2025 FSC-klagomål.docx
+++ b/klagomål/A 5838-2025 FSC-klagomål.docx
@@ -1179,7 +1179,7 @@
     <w:r>
       <w:tab/>
       <w:tab/>
-      <w:t>2025-06-30</w:t>
+      <w:t>2025-07-01</w:t>
       <w:br/>
       <w:br/>
     </w:r>

--- a/klagomål/A 5838-2025 FSC-klagomål.docx
+++ b/klagomål/A 5838-2025 FSC-klagomål.docx
@@ -1179,7 +1179,7 @@
     <w:r>
       <w:tab/>
       <w:tab/>
-      <w:t>2025-07-01</w:t>
+      <w:t>2025-07-02</w:t>
       <w:br/>
       <w:br/>
     </w:r>

--- a/klagomål/A 5838-2025 FSC-klagomål.docx
+++ b/klagomål/A 5838-2025 FSC-klagomål.docx
@@ -1179,7 +1179,7 @@
     <w:r>
       <w:tab/>
       <w:tab/>
-      <w:t>2025-07-02</w:t>
+      <w:t>2025-07-03</w:t>
       <w:br/>
       <w:br/>
     </w:r>

--- a/klagomål/A 5838-2025 FSC-klagomål.docx
+++ b/klagomål/A 5838-2025 FSC-klagomål.docx
@@ -1179,7 +1179,7 @@
     <w:r>
       <w:tab/>
       <w:tab/>
-      <w:t>2025-07-03</w:t>
+      <w:t>2025-07-04</w:t>
       <w:br/>
       <w:br/>
     </w:r>

--- a/klagomål/A 5838-2025 FSC-klagomål.docx
+++ b/klagomål/A 5838-2025 FSC-klagomål.docx
@@ -1179,7 +1179,7 @@
     <w:r>
       <w:tab/>
       <w:tab/>
-      <w:t>2025-07-04</w:t>
+      <w:t>2025-07-05</w:t>
       <w:br/>
       <w:br/>
     </w:r>

--- a/klagomål/A 5838-2025 FSC-klagomål.docx
+++ b/klagomål/A 5838-2025 FSC-klagomål.docx
@@ -1179,7 +1179,7 @@
     <w:r>
       <w:tab/>
       <w:tab/>
-      <w:t>2025-07-05</w:t>
+      <w:t>2025-07-06</w:t>
       <w:br/>
       <w:br/>
     </w:r>

--- a/klagomål/A 5838-2025 FSC-klagomål.docx
+++ b/klagomål/A 5838-2025 FSC-klagomål.docx
@@ -1179,7 +1179,7 @@
     <w:r>
       <w:tab/>
       <w:tab/>
-      <w:t>2025-07-06</w:t>
+      <w:t>2025-07-07</w:t>
       <w:br/>
       <w:br/>
     </w:r>

--- a/klagomål/A 5838-2025 FSC-klagomål.docx
+++ b/klagomål/A 5838-2025 FSC-klagomål.docx
@@ -1179,7 +1179,7 @@
     <w:r>
       <w:tab/>
       <w:tab/>
-      <w:t>2025-07-07</w:t>
+      <w:t>2025-07-08</w:t>
       <w:br/>
       <w:br/>
     </w:r>

--- a/klagomål/A 5838-2025 FSC-klagomål.docx
+++ b/klagomål/A 5838-2025 FSC-klagomål.docx
@@ -1179,7 +1179,7 @@
     <w:r>
       <w:tab/>
       <w:tab/>
-      <w:t>2025-07-08</w:t>
+      <w:t>2025-07-09</w:t>
       <w:br/>
       <w:br/>
     </w:r>

--- a/klagomål/A 5838-2025 FSC-klagomål.docx
+++ b/klagomål/A 5838-2025 FSC-klagomål.docx
@@ -1179,7 +1179,7 @@
     <w:r>
       <w:tab/>
       <w:tab/>
-      <w:t>2025-07-09</w:t>
+      <w:t>2025-07-11</w:t>
       <w:br/>
       <w:br/>
     </w:r>

--- a/klagomål/A 5838-2025 FSC-klagomål.docx
+++ b/klagomål/A 5838-2025 FSC-klagomål.docx
@@ -1179,7 +1179,7 @@
     <w:r>
       <w:tab/>
       <w:tab/>
-      <w:t>2025-07-11</w:t>
+      <w:t>2025-07-12</w:t>
       <w:br/>
       <w:br/>
     </w:r>

--- a/klagomål/A 5838-2025 FSC-klagomål.docx
+++ b/klagomål/A 5838-2025 FSC-klagomål.docx
@@ -1179,7 +1179,7 @@
     <w:r>
       <w:tab/>
       <w:tab/>
-      <w:t>2025-07-12</w:t>
+      <w:t>2025-07-13</w:t>
       <w:br/>
       <w:br/>
     </w:r>

--- a/klagomål/A 5838-2025 FSC-klagomål.docx
+++ b/klagomål/A 5838-2025 FSC-klagomål.docx
@@ -1179,7 +1179,7 @@
     <w:r>
       <w:tab/>
       <w:tab/>
-      <w:t>2025-07-13</w:t>
+      <w:t>2025-07-14</w:t>
       <w:br/>
       <w:br/>
     </w:r>

--- a/klagomål/A 5838-2025 FSC-klagomål.docx
+++ b/klagomål/A 5838-2025 FSC-klagomål.docx
@@ -1217,7 +1217,7 @@
     <w:r>
       <w:tab/>
       <w:tab/>
-      <w:t>2025-08-06</w:t>
+      <w:t>2025-08-09</w:t>
       <w:br/>
       <w:br/>
     </w:r>
